--- a/lab/lab-maya/perakitan-komputer/SIAP KIRIM/SURAT_REKOMENDASI_KEPALA_SEKOLAH.docx
+++ b/lab/lab-maya/perakitan-komputer/SIAP KIRIM/SURAT_REKOMENDASI_KEPALA_SEKOLAH.docx
@@ -825,7 +825,7 @@
                 <w:rFonts w:ascii="Times New Roman" w:hAnsi="Times New Roman"/>
                 <w:sz w:val="22"/>
               </w:rPr>
-              <w:t>: Lab Maya Sistem Komputer: Perakitan PC &amp; Logika Digital</w:t>
+              <w:t>: Lab Perakitan Komputer</w:t>
             </w:r>
           </w:p>
         </w:tc>
